--- a/teaching-materials/vcd-vce/word/workbook-unit1-aos1.docx
+++ b/teaching-materials/vcd-vce/word/workbook-unit1-aos1.docx
@@ -9,7 +9,8 @@
       <w:r>
         <w:rPr>
           <w:b/>
-          <w:sz w:val="22"/>
+          <w:color w:val="666666"/>
+          <w:sz w:val="21"/>
         </w:rPr>
         <w:t>VCE VISUAL COMMUNICATION DESIGN · VCAA 2024 · UNIT 1 AOS 1</w:t>
       </w:r>
@@ -20,6 +21,9 @@
         <w:jc w:val="center"/>
       </w:pPr>
       <w:r>
+        <w:rPr>
+          <w:color w:val="1F3A5F"/>
+        </w:rPr>
         <w:t>Student Workbook</w:t>
       </w:r>
     </w:p>
@@ -30,6 +34,7 @@
       <w:r>
         <w:rPr>
           <w:b/>
+          <w:color w:val="1F3A5F"/>
           <w:sz w:val="28"/>
         </w:rPr>
         <w:t>Elements · Principles · Gestalt · Typography</w:t>
@@ -41,7 +46,10 @@
         <w:pStyle w:val="Heading2"/>
       </w:pPr>
       <w:r>
-        <w:t>📋 My Details</w:t>
+        <w:rPr>
+          <w:color w:val="1F3A5F"/>
+        </w:rPr>
+        <w:t>My Details</w:t>
       </w:r>
     </w:p>
     <w:tbl>
@@ -157,7 +165,10 @@
         <w:pStyle w:val="Heading1"/>
       </w:pPr>
       <w:r>
-        <w:t>📖 Contents</w:t>
+        <w:rPr>
+          <w:color w:val="1F3A5F"/>
+        </w:rPr>
+        <w:t>Contents</w:t>
       </w:r>
     </w:p>
     <w:p>
@@ -167,12 +178,6 @@
       <w:r>
         <w:t>Activity 1: Elements — Match the Definition</w:t>
       </w:r>
-      <w:r>
-        <w:rPr>
-          <w:i/>
-        </w:rPr>
-        <w:t xml:space="preserve">  (A1)</w:t>
-      </w:r>
     </w:p>
     <w:p>
       <w:pPr>
@@ -180,12 +185,6 @@
       </w:pPr>
       <w:r>
         <w:t>Activity 2: Principles — True or False + Correct the Mistake</w:t>
-      </w:r>
-      <w:r>
-        <w:rPr>
-          <w:i/>
-        </w:rPr>
-        <w:t xml:space="preserve">  (A2)</w:t>
       </w:r>
     </w:p>
     <w:p>
@@ -195,12 +194,6 @@
       <w:r>
         <w:t>Activity 3: Gestalt — Fill the Table</w:t>
       </w:r>
-      <w:r>
-        <w:rPr>
-          <w:i/>
-        </w:rPr>
-        <w:t xml:space="preserve">  (A3)</w:t>
-      </w:r>
     </w:p>
     <w:p>
       <w:pPr>
@@ -208,12 +201,6 @@
       </w:pPr>
       <w:r>
         <w:t>Activity 4: Typography — Anatomy Labelling</w:t>
-      </w:r>
-      <w:r>
-        <w:rPr>
-          <w:i/>
-        </w:rPr>
-        <w:t xml:space="preserve">  (A4)</w:t>
       </w:r>
     </w:p>
     <w:p>
@@ -223,12 +210,6 @@
       <w:r>
         <w:t>Activity 5: Colour Theory — Warm/Cool/Complementary</w:t>
       </w:r>
-      <w:r>
-        <w:rPr>
-          <w:i/>
-        </w:rPr>
-        <w:t xml:space="preserve">  (A5)</w:t>
-      </w:r>
     </w:p>
     <w:p>
       <w:pPr>
@@ -236,12 +217,6 @@
       </w:pPr>
       <w:r>
         <w:t>Activity 6: Design Analysis — Exam Practice (short)</w:t>
-      </w:r>
-      <w:r>
-        <w:rPr>
-          <w:i/>
-        </w:rPr>
-        <w:t xml:space="preserve">  (A6)</w:t>
       </w:r>
     </w:p>
     <w:p>
@@ -251,12 +226,6 @@
       <w:r>
         <w:t>Activity 7: Extended Analysis — Exam Practice (long)</w:t>
       </w:r>
-      <w:r>
-        <w:rPr>
-          <w:i/>
-        </w:rPr>
-        <w:t xml:space="preserve">  (A7)</w:t>
-      </w:r>
     </w:p>
     <w:p>
       <w:pPr>
@@ -264,12 +233,6 @@
       </w:pPr>
       <w:r>
         <w:t>Activity 8: Reflection — What I Know / Still Learning</w:t>
-      </w:r>
-      <w:r>
-        <w:rPr>
-          <w:i/>
-        </w:rPr>
-        <w:t xml:space="preserve">  (A8)</w:t>
       </w:r>
     </w:p>
     <w:p>
@@ -282,6 +245,9 @@
         <w:pStyle w:val="Heading1"/>
       </w:pPr>
       <w:r>
+        <w:rPr>
+          <w:color w:val="1F3A5F"/>
+        </w:rPr>
         <w:t>Activity 1: Elements — Match the Definition</w:t>
       </w:r>
     </w:p>
@@ -289,22 +255,20 @@
       <w:r>
         <w:rPr>
           <w:b/>
+          <w:color w:val="1F3A5F"/>
         </w:rPr>
         <w:t>Marks available: 16 marks</w:t>
       </w:r>
     </w:p>
     <w:p>
-      <w:r>
-        <w:rPr>
-          <w:b/>
-          <w:i/>
-        </w:rPr>
-        <w:t xml:space="preserve">▸ </w:t>
-      </w:r>
+      <w:pPr>
+        <w:ind w:left="283"/>
+      </w:pPr>
       <w:r>
         <w:rPr>
           <w:b w:val="0"/>
           <w:i/>
+          <w:color w:val="404040"/>
         </w:rPr>
         <w:t xml:space="preserve">Draw a line connecting each </w:t>
       </w:r>
@@ -312,6 +276,7 @@
         <w:rPr>
           <w:b/>
           <w:i/>
+          <w:color w:val="404040"/>
         </w:rPr>
         <w:t>Design Element</w:t>
       </w:r>
@@ -319,6 +284,7 @@
         <w:rPr>
           <w:b w:val="0"/>
           <w:i/>
+          <w:color w:val="404040"/>
         </w:rPr>
         <w:t xml:space="preserve"> on the left to its correct </w:t>
       </w:r>
@@ -326,6 +292,7 @@
         <w:rPr>
           <w:b/>
           <w:i/>
+          <w:color w:val="404040"/>
         </w:rPr>
         <w:t>definition</w:t>
       </w:r>
@@ -333,13 +300,14 @@
         <w:rPr>
           <w:b w:val="0"/>
           <w:i/>
+          <w:color w:val="404040"/>
         </w:rPr>
         <w:t xml:space="preserve"> on the right.</w:t>
       </w:r>
     </w:p>
     <w:tbl>
       <w:tblPr>
-        <w:tblStyle w:val="TableGrid"/>
+        <w:tblStyle w:val="LightGrid-Accent1"/>
         <w:tblW w:type="auto" w:w="0"/>
         <w:tblLook w:firstColumn="1" w:firstRow="1" w:lastColumn="0" w:lastRow="0" w:noHBand="0" w:noVBand="1" w:val="04A0"/>
       </w:tblPr>
@@ -352,11 +320,13 @@
         <w:tc>
           <w:tcPr>
             <w:tcW w:type="dxa" w:w="3324"/>
+            <w:shd w:val="clear" w:color="auto" w:fill="1F3A5F"/>
           </w:tcPr>
           <w:p>
             <w:r>
               <w:rPr>
                 <w:b/>
+                <w:color w:val="FFFFFF"/>
               </w:rPr>
               <w:t>Design Elements</w:t>
             </w:r>
@@ -365,11 +335,13 @@
         <w:tc>
           <w:tcPr>
             <w:tcW w:type="dxa" w:w="3324"/>
+            <w:shd w:val="clear" w:color="auto" w:fill="1F3A5F"/>
           </w:tcPr>
           <w:p>
             <w:r>
               <w:rPr>
                 <w:b/>
+                <w:color w:val="FFFFFF"/>
               </w:rPr>
               <w:t>Answer</w:t>
             </w:r>
@@ -378,11 +350,13 @@
         <w:tc>
           <w:tcPr>
             <w:tcW w:type="dxa" w:w="3324"/>
+            <w:shd w:val="clear" w:color="auto" w:fill="1F3A5F"/>
           </w:tcPr>
           <w:p>
             <w:r>
               <w:rPr>
                 <w:b/>
+                <w:color w:val="FFFFFF"/>
               </w:rPr>
               <w:t>Definitions</w:t>
             </w:r>
@@ -616,17 +590,14 @@
     </w:tbl>
     <w:p/>
     <w:p>
-      <w:r>
-        <w:rPr>
-          <w:b/>
-          <w:i/>
-        </w:rPr>
-        <w:t xml:space="preserve">▸ </w:t>
-      </w:r>
+      <w:pPr>
+        <w:ind w:left="283"/>
+      </w:pPr>
       <w:r>
         <w:rPr>
           <w:b w:val="0"/>
           <w:i/>
+          <w:color w:val="404040"/>
         </w:rPr>
         <w:t xml:space="preserve">Now write a sentence for </w:t>
       </w:r>
@@ -634,6 +605,7 @@
         <w:rPr>
           <w:b/>
           <w:i/>
+          <w:color w:val="404040"/>
         </w:rPr>
         <w:t>THREE</w:t>
       </w:r>
@@ -641,6 +613,7 @@
         <w:rPr>
           <w:b w:val="0"/>
           <w:i/>
+          <w:color w:val="404040"/>
         </w:rPr>
         <w:t xml:space="preserve"> elements of your choice, explaining how a designer might use each one in a real design. Use the format: </w:t>
       </w:r>
@@ -648,63 +621,67 @@
         <w:rPr>
           <w:b w:val="0"/>
           <w:i/>
+          <w:color w:val="404040"/>
         </w:rPr>
         <w:t>"The element of [X] can be used to..."</w:t>
       </w:r>
     </w:p>
     <w:p>
-      <w:r>
-        <w:rPr>
-          <w:color w:val="B0B0B0"/>
-        </w:rPr>
-        <w:t>__________________________________________________________________________________________</w:t>
-      </w:r>
+      <w:pPr>
+        <w:spacing w:after="280"/>
+        <w:pBdr>
+          <w:bottom w:val="single" w:sz="6" w:space="1" w:color="BFBFBF"/>
+        </w:pBdr>
+      </w:pPr>
     </w:p>
     <w:p>
-      <w:r>
-        <w:rPr>
-          <w:color w:val="B0B0B0"/>
-        </w:rPr>
-        <w:t>__________________________________________________________________________________________</w:t>
-      </w:r>
+      <w:pPr>
+        <w:spacing w:after="280"/>
+        <w:pBdr>
+          <w:bottom w:val="single" w:sz="6" w:space="1" w:color="BFBFBF"/>
+        </w:pBdr>
+      </w:pPr>
     </w:p>
     <w:p>
-      <w:r>
-        <w:rPr>
-          <w:color w:val="B0B0B0"/>
-        </w:rPr>
-        <w:t>__________________________________________________________________________________________</w:t>
-      </w:r>
+      <w:pPr>
+        <w:spacing w:after="280"/>
+        <w:pBdr>
+          <w:bottom w:val="single" w:sz="6" w:space="1" w:color="BFBFBF"/>
+        </w:pBdr>
+      </w:pPr>
     </w:p>
     <w:p>
-      <w:r>
-        <w:rPr>
-          <w:color w:val="B0B0B0"/>
-        </w:rPr>
-        <w:t>__________________________________________________________________________________________</w:t>
-      </w:r>
+      <w:pPr>
+        <w:spacing w:after="280"/>
+        <w:pBdr>
+          <w:bottom w:val="single" w:sz="6" w:space="1" w:color="BFBFBF"/>
+        </w:pBdr>
+      </w:pPr>
     </w:p>
     <w:p>
-      <w:r>
-        <w:rPr>
-          <w:color w:val="B0B0B0"/>
-        </w:rPr>
-        <w:t>__________________________________________________________________________________________</w:t>
-      </w:r>
+      <w:pPr>
+        <w:spacing w:after="280"/>
+        <w:pBdr>
+          <w:bottom w:val="single" w:sz="6" w:space="1" w:color="BFBFBF"/>
+        </w:pBdr>
+      </w:pPr>
     </w:p>
     <w:p>
-      <w:r>
-        <w:rPr>
-          <w:color w:val="B0B0B0"/>
-        </w:rPr>
-        <w:t>__________________________________________________________________________________________</w:t>
-      </w:r>
+      <w:pPr>
+        <w:spacing w:after="280"/>
+        <w:pBdr>
+          <w:bottom w:val="single" w:sz="6" w:space="1" w:color="BFBFBF"/>
+        </w:pBdr>
+      </w:pPr>
     </w:p>
     <w:p>
       <w:pPr>
         <w:pStyle w:val="Heading1"/>
       </w:pPr>
       <w:r>
+        <w:rPr>
+          <w:color w:val="1F3A5F"/>
+        </w:rPr>
         <w:t>Activity 2: Principles — True or False?</w:t>
       </w:r>
     </w:p>
@@ -712,22 +689,20 @@
       <w:r>
         <w:rPr>
           <w:b/>
+          <w:color w:val="1F3A5F"/>
         </w:rPr>
         <w:t>Marks available: 10 marks</w:t>
       </w:r>
     </w:p>
     <w:p>
-      <w:r>
-        <w:rPr>
-          <w:b/>
-          <w:i/>
-        </w:rPr>
-        <w:t xml:space="preserve">▸ </w:t>
-      </w:r>
+      <w:pPr>
+        <w:ind w:left="283"/>
+      </w:pPr>
       <w:r>
         <w:rPr>
           <w:b w:val="0"/>
           <w:i/>
+          <w:color w:val="404040"/>
         </w:rPr>
         <w:t xml:space="preserve">For each statement, circle </w:t>
       </w:r>
@@ -735,6 +710,7 @@
         <w:rPr>
           <w:b/>
           <w:i/>
+          <w:color w:val="404040"/>
         </w:rPr>
         <w:t>T (True)</w:t>
       </w:r>
@@ -742,6 +718,7 @@
         <w:rPr>
           <w:b w:val="0"/>
           <w:i/>
+          <w:color w:val="404040"/>
         </w:rPr>
         <w:t xml:space="preserve"> or </w:t>
       </w:r>
@@ -749,6 +726,7 @@
         <w:rPr>
           <w:b/>
           <w:i/>
+          <w:color w:val="404040"/>
         </w:rPr>
         <w:t>F (False)</w:t>
       </w:r>
@@ -756,6 +734,7 @@
         <w:rPr>
           <w:b w:val="0"/>
           <w:i/>
+          <w:color w:val="404040"/>
         </w:rPr>
         <w:t>. If the statement is FALSE, write the correct version on the line below it.</w:t>
       </w:r>
@@ -775,12 +754,12 @@
       </w:r>
     </w:p>
     <w:p>
-      <w:r>
-        <w:rPr>
-          <w:color w:val="B0B0B0"/>
-        </w:rPr>
-        <w:t>__________________________________________________________________________________________</w:t>
-      </w:r>
+      <w:pPr>
+        <w:spacing w:after="280"/>
+        <w:pBdr>
+          <w:bottom w:val="single" w:sz="6" w:space="1" w:color="BFBFBF"/>
+        </w:pBdr>
+      </w:pPr>
     </w:p>
     <w:p>
       <w:r>
@@ -810,12 +789,12 @@
       </w:r>
     </w:p>
     <w:p>
-      <w:r>
-        <w:rPr>
-          <w:color w:val="B0B0B0"/>
-        </w:rPr>
-        <w:t>__________________________________________________________________________________________</w:t>
-      </w:r>
+      <w:pPr>
+        <w:spacing w:after="280"/>
+        <w:pBdr>
+          <w:bottom w:val="single" w:sz="6" w:space="1" w:color="BFBFBF"/>
+        </w:pBdr>
+      </w:pPr>
     </w:p>
     <w:p>
       <w:r>
@@ -845,12 +824,12 @@
       </w:r>
     </w:p>
     <w:p>
-      <w:r>
-        <w:rPr>
-          <w:color w:val="B0B0B0"/>
-        </w:rPr>
-        <w:t>__________________________________________________________________________________________</w:t>
-      </w:r>
+      <w:pPr>
+        <w:spacing w:after="280"/>
+        <w:pBdr>
+          <w:bottom w:val="single" w:sz="6" w:space="1" w:color="BFBFBF"/>
+        </w:pBdr>
+      </w:pPr>
     </w:p>
     <w:p>
       <w:r>
@@ -880,12 +859,12 @@
       </w:r>
     </w:p>
     <w:p>
-      <w:r>
-        <w:rPr>
-          <w:color w:val="B0B0B0"/>
-        </w:rPr>
-        <w:t>__________________________________________________________________________________________</w:t>
-      </w:r>
+      <w:pPr>
+        <w:spacing w:after="280"/>
+        <w:pBdr>
+          <w:bottom w:val="single" w:sz="6" w:space="1" w:color="BFBFBF"/>
+        </w:pBdr>
+      </w:pPr>
     </w:p>
     <w:p>
       <w:r>
@@ -902,12 +881,12 @@
       </w:r>
     </w:p>
     <w:p>
-      <w:r>
-        <w:rPr>
-          <w:color w:val="B0B0B0"/>
-        </w:rPr>
-        <w:t>__________________________________________________________________________________________</w:t>
-      </w:r>
+      <w:pPr>
+        <w:spacing w:after="280"/>
+        <w:pBdr>
+          <w:bottom w:val="single" w:sz="6" w:space="1" w:color="BFBFBF"/>
+        </w:pBdr>
+      </w:pPr>
     </w:p>
     <w:p>
       <w:r>
@@ -919,6 +898,9 @@
         <w:pStyle w:val="Heading1"/>
       </w:pPr>
       <w:r>
+        <w:rPr>
+          <w:color w:val="1F3A5F"/>
+        </w:rPr>
         <w:t>Activity 3: Gestalt — Fill the Table</w:t>
       </w:r>
     </w:p>
@@ -926,22 +908,20 @@
       <w:r>
         <w:rPr>
           <w:b/>
+          <w:color w:val="1F3A5F"/>
         </w:rPr>
         <w:t>Marks available: 18 marks</w:t>
       </w:r>
     </w:p>
     <w:p>
-      <w:r>
-        <w:rPr>
-          <w:b/>
-          <w:i/>
-        </w:rPr>
-        <w:t xml:space="preserve">▸ </w:t>
-      </w:r>
+      <w:pPr>
+        <w:ind w:left="283"/>
+      </w:pPr>
       <w:r>
         <w:rPr>
           <w:b w:val="0"/>
           <w:i/>
+          <w:color w:val="404040"/>
         </w:rPr>
         <w:t xml:space="preserve">Complete the table by filling in the </w:t>
       </w:r>
@@ -949,6 +929,7 @@
         <w:rPr>
           <w:b/>
           <w:i/>
+          <w:color w:val="404040"/>
         </w:rPr>
         <w:t>missing definition</w:t>
       </w:r>
@@ -956,6 +937,7 @@
         <w:rPr>
           <w:b w:val="0"/>
           <w:i/>
+          <w:color w:val="404040"/>
         </w:rPr>
         <w:t xml:space="preserve"> or </w:t>
       </w:r>
@@ -963,6 +945,7 @@
         <w:rPr>
           <w:b/>
           <w:i/>
+          <w:color w:val="404040"/>
         </w:rPr>
         <w:t>real-world example</w:t>
       </w:r>
@@ -970,13 +953,15 @@
         <w:rPr>
           <w:b w:val="0"/>
           <w:i/>
+          <w:color w:val="404040"/>
         </w:rPr>
-        <w:t xml:space="preserve"> for each gestalt principle. ⚠️ Check your spelling of </w:t>
+        <w:t xml:space="preserve"> for each gestalt principle. Check your spelling of </w:t>
       </w:r>
       <w:r>
         <w:rPr>
           <w:b w:val="0"/>
           <w:i/>
+          <w:color w:val="404040"/>
         </w:rPr>
         <w:t>Continuation</w:t>
       </w:r>
@@ -984,13 +969,14 @@
         <w:rPr>
           <w:b w:val="0"/>
           <w:i/>
+          <w:color w:val="404040"/>
         </w:rPr>
         <w:t>!</w:t>
       </w:r>
     </w:p>
     <w:tbl>
       <w:tblPr>
-        <w:tblStyle w:val="TableGrid"/>
+        <w:tblStyle w:val="LightGrid-Accent1"/>
         <w:tblW w:type="auto" w:w="0"/>
         <w:jc w:val="center"/>
         <w:tblLook w:firstColumn="1" w:firstRow="1" w:lastColumn="0" w:lastRow="0" w:noHBand="0" w:noVBand="1" w:val="04A0"/>
@@ -1004,7 +990,7 @@
         <w:tc>
           <w:tcPr>
             <w:tcW w:type="dxa" w:w="3324"/>
-            <w:shd w:val="clear" w:color="auto" w:fill="4C1D95"/>
+            <w:shd w:val="clear" w:color="auto" w:fill="1F3A5F"/>
           </w:tcPr>
           <w:p>
             <w:r>
@@ -1019,7 +1005,7 @@
         <w:tc>
           <w:tcPr>
             <w:tcW w:type="dxa" w:w="3324"/>
-            <w:shd w:val="clear" w:color="auto" w:fill="4C1D95"/>
+            <w:shd w:val="clear" w:color="auto" w:fill="1F3A5F"/>
           </w:tcPr>
           <w:p>
             <w:r>
@@ -1034,7 +1020,7 @@
         <w:tc>
           <w:tcPr>
             <w:tcW w:type="dxa" w:w="3324"/>
-            <w:shd w:val="clear" w:color="auto" w:fill="4C1D95"/>
+            <w:shd w:val="clear" w:color="auto" w:fill="1F3A5F"/>
           </w:tcPr>
           <w:p>
             <w:r>
@@ -1064,7 +1050,7 @@
         <w:tc>
           <w:tcPr>
             <w:tcW w:type="dxa" w:w="3324"/>
-            <w:shd w:val="clear" w:color="auto" w:fill="F5F0FF"/>
+            <w:shd w:val="clear" w:color="auto" w:fill="FAFAFA"/>
           </w:tcPr>
           <w:p/>
         </w:tc>
@@ -1112,7 +1098,7 @@
         <w:tc>
           <w:tcPr>
             <w:tcW w:type="dxa" w:w="3324"/>
-            <w:shd w:val="clear" w:color="auto" w:fill="F5F0FF"/>
+            <w:shd w:val="clear" w:color="auto" w:fill="FAFAFA"/>
           </w:tcPr>
           <w:p/>
         </w:tc>
@@ -1134,14 +1120,14 @@
         <w:tc>
           <w:tcPr>
             <w:tcW w:type="dxa" w:w="3324"/>
-            <w:shd w:val="clear" w:color="auto" w:fill="F5F0FF"/>
+            <w:shd w:val="clear" w:color="auto" w:fill="FAFAFA"/>
           </w:tcPr>
           <w:p/>
         </w:tc>
         <w:tc>
           <w:tcPr>
             <w:tcW w:type="dxa" w:w="3324"/>
-            <w:shd w:val="clear" w:color="auto" w:fill="F5F0FF"/>
+            <w:shd w:val="clear" w:color="auto" w:fill="FAFAFA"/>
           </w:tcPr>
           <w:p/>
         </w:tc>
@@ -1163,7 +1149,7 @@
         <w:tc>
           <w:tcPr>
             <w:tcW w:type="dxa" w:w="3324"/>
-            <w:shd w:val="clear" w:color="auto" w:fill="F5F0FF"/>
+            <w:shd w:val="clear" w:color="auto" w:fill="FAFAFA"/>
           </w:tcPr>
           <w:p/>
         </w:tc>
@@ -1211,7 +1197,7 @@
         <w:tc>
           <w:tcPr>
             <w:tcW w:type="dxa" w:w="3324"/>
-            <w:shd w:val="clear" w:color="auto" w:fill="F5F0FF"/>
+            <w:shd w:val="clear" w:color="auto" w:fill="FAFAFA"/>
           </w:tcPr>
           <w:p/>
         </w:tc>
@@ -1233,14 +1219,14 @@
         <w:tc>
           <w:tcPr>
             <w:tcW w:type="dxa" w:w="3324"/>
-            <w:shd w:val="clear" w:color="auto" w:fill="F5F0FF"/>
+            <w:shd w:val="clear" w:color="auto" w:fill="FAFAFA"/>
           </w:tcPr>
           <w:p/>
         </w:tc>
         <w:tc>
           <w:tcPr>
             <w:tcW w:type="dxa" w:w="3324"/>
-            <w:shd w:val="clear" w:color="auto" w:fill="F5F0FF"/>
+            <w:shd w:val="clear" w:color="auto" w:fill="FAFAFA"/>
           </w:tcPr>
           <w:p/>
         </w:tc>
@@ -1248,17 +1234,14 @@
     </w:tbl>
     <w:p/>
     <w:p>
-      <w:r>
-        <w:rPr>
-          <w:b/>
-          <w:i/>
-        </w:rPr>
-        <w:t xml:space="preserve">▸ </w:t>
-      </w:r>
+      <w:pPr>
+        <w:ind w:left="283"/>
+      </w:pPr>
       <w:r>
         <w:rPr>
           <w:b w:val="0"/>
           <w:i/>
+          <w:color w:val="404040"/>
         </w:rPr>
         <w:t xml:space="preserve">List the </w:t>
       </w:r>
@@ -1266,6 +1249,7 @@
         <w:rPr>
           <w:b/>
           <w:i/>
+          <w:color w:val="404040"/>
         </w:rPr>
         <w:t>6 VCAA 2024 Gestalt Principles</w:t>
       </w:r>
@@ -1273,6 +1257,7 @@
         <w:rPr>
           <w:b w:val="0"/>
           <w:i/>
+          <w:color w:val="404040"/>
         </w:rPr>
         <w:t xml:space="preserve"> from memory:</w:t>
       </w:r>
@@ -1382,6 +1367,9 @@
         <w:pStyle w:val="Heading1"/>
       </w:pPr>
       <w:r>
+        <w:rPr>
+          <w:color w:val="1F3A5F"/>
+        </w:rPr>
         <w:t>Activity 4: Typography — Anatomy Labelling</w:t>
       </w:r>
     </w:p>
@@ -1389,22 +1377,20 @@
       <w:r>
         <w:rPr>
           <w:b/>
+          <w:color w:val="1F3A5F"/>
         </w:rPr>
         <w:t>Marks available: 12 marks</w:t>
       </w:r>
     </w:p>
     <w:p>
-      <w:r>
-        <w:rPr>
-          <w:b/>
-          <w:i/>
-        </w:rPr>
-        <w:t xml:space="preserve">▸ </w:t>
-      </w:r>
+      <w:pPr>
+        <w:ind w:left="283"/>
+      </w:pPr>
       <w:r>
         <w:rPr>
           <w:b w:val="0"/>
           <w:i/>
+          <w:color w:val="404040"/>
         </w:rPr>
         <w:t>Label the anatomy of the letterforms below using the word bank. Draw a line from each label to the correct part of the letter.</w:t>
       </w:r>
@@ -1575,6 +1561,9 @@
         <w:pStyle w:val="Heading1"/>
       </w:pPr>
       <w:r>
+        <w:rPr>
+          <w:color w:val="1F3A5F"/>
+        </w:rPr>
         <w:t>Activity 5: Colour Theory</w:t>
       </w:r>
     </w:p>
@@ -1582,22 +1571,20 @@
       <w:r>
         <w:rPr>
           <w:b/>
+          <w:color w:val="1F3A5F"/>
         </w:rPr>
         <w:t>Marks available: 12 marks</w:t>
       </w:r>
     </w:p>
     <w:p>
-      <w:r>
-        <w:rPr>
-          <w:b/>
-          <w:i/>
-        </w:rPr>
-        <w:t xml:space="preserve">▸ </w:t>
-      </w:r>
+      <w:pPr>
+        <w:ind w:left="283"/>
+      </w:pPr>
       <w:r>
         <w:rPr>
           <w:b w:val="0"/>
           <w:i/>
+          <w:color w:val="404040"/>
         </w:rPr>
         <w:t>Answer the questions below about colour theory as it applies to VCE VCD.</w:t>
       </w:r>
@@ -1607,12 +1594,15 @@
         <w:pStyle w:val="Heading1"/>
       </w:pPr>
       <w:r>
+        <w:rPr>
+          <w:color w:val="1F3A5F"/>
+        </w:rPr>
         <w:t>Part A: Colour Vocabulary</w:t>
       </w:r>
     </w:p>
     <w:tbl>
       <w:tblPr>
-        <w:tblStyle w:val="TableGrid"/>
+        <w:tblStyle w:val="LightGrid-Accent1"/>
         <w:tblW w:type="auto" w:w="0"/>
         <w:jc w:val="center"/>
         <w:tblLook w:firstColumn="1" w:firstRow="1" w:lastColumn="0" w:lastRow="0" w:noHBand="0" w:noVBand="1" w:val="04A0"/>
@@ -1625,7 +1615,7 @@
         <w:tc>
           <w:tcPr>
             <w:tcW w:type="dxa" w:w="4986"/>
-            <w:shd w:val="clear" w:color="auto" w:fill="4C1D95"/>
+            <w:shd w:val="clear" w:color="auto" w:fill="1F3A5F"/>
           </w:tcPr>
           <w:p>
             <w:r>
@@ -1640,7 +1630,7 @@
         <w:tc>
           <w:tcPr>
             <w:tcW w:type="dxa" w:w="4986"/>
-            <w:shd w:val="clear" w:color="auto" w:fill="4C1D95"/>
+            <w:shd w:val="clear" w:color="auto" w:fill="1F3A5F"/>
           </w:tcPr>
           <w:p>
             <w:r>
@@ -1670,7 +1660,7 @@
         <w:tc>
           <w:tcPr>
             <w:tcW w:type="dxa" w:w="4986"/>
-            <w:shd w:val="clear" w:color="auto" w:fill="F5F0FF"/>
+            <w:shd w:val="clear" w:color="auto" w:fill="FAFAFA"/>
           </w:tcPr>
           <w:p/>
         </w:tc>
@@ -1692,7 +1682,7 @@
         <w:tc>
           <w:tcPr>
             <w:tcW w:type="dxa" w:w="4986"/>
-            <w:shd w:val="clear" w:color="auto" w:fill="F5F0FF"/>
+            <w:shd w:val="clear" w:color="auto" w:fill="FAFAFA"/>
           </w:tcPr>
           <w:p/>
         </w:tc>
@@ -1714,7 +1704,7 @@
         <w:tc>
           <w:tcPr>
             <w:tcW w:type="dxa" w:w="4986"/>
-            <w:shd w:val="clear" w:color="auto" w:fill="F5F0FF"/>
+            <w:shd w:val="clear" w:color="auto" w:fill="FAFAFA"/>
           </w:tcPr>
           <w:p/>
         </w:tc>
@@ -1736,7 +1726,7 @@
         <w:tc>
           <w:tcPr>
             <w:tcW w:type="dxa" w:w="4986"/>
-            <w:shd w:val="clear" w:color="auto" w:fill="F5F0FF"/>
+            <w:shd w:val="clear" w:color="auto" w:fill="FAFAFA"/>
           </w:tcPr>
           <w:p/>
         </w:tc>
@@ -1758,7 +1748,7 @@
         <w:tc>
           <w:tcPr>
             <w:tcW w:type="dxa" w:w="4986"/>
-            <w:shd w:val="clear" w:color="auto" w:fill="F5F0FF"/>
+            <w:shd w:val="clear" w:color="auto" w:fill="FAFAFA"/>
           </w:tcPr>
           <w:p/>
         </w:tc>
@@ -1770,21 +1760,21 @@
         <w:pStyle w:val="Heading1"/>
       </w:pPr>
       <w:r>
+        <w:rPr>
+          <w:color w:val="1F3A5F"/>
+        </w:rPr>
         <w:t>Part B: Colour Relationships</w:t>
       </w:r>
     </w:p>
     <w:p>
-      <w:r>
-        <w:rPr>
-          <w:b/>
-          <w:i/>
-        </w:rPr>
-        <w:t xml:space="preserve">▸ </w:t>
-      </w:r>
+      <w:pPr>
+        <w:ind w:left="283"/>
+      </w:pPr>
       <w:r>
         <w:rPr>
           <w:b w:val="0"/>
           <w:i/>
+          <w:color w:val="404040"/>
         </w:rPr>
         <w:t>Label each colour scheme type and draw or name an example colour combination:</w:t>
       </w:r>
@@ -1834,21 +1824,21 @@
         <w:pStyle w:val="Heading1"/>
       </w:pPr>
       <w:r>
+        <w:rPr>
+          <w:color w:val="1F3A5F"/>
+        </w:rPr>
         <w:t>Part C: Colour and Audience</w:t>
       </w:r>
     </w:p>
     <w:p>
-      <w:r>
-        <w:rPr>
-          <w:b/>
-          <w:i/>
-        </w:rPr>
-        <w:t xml:space="preserve">▸ </w:t>
-      </w:r>
+      <w:pPr>
+        <w:ind w:left="283"/>
+      </w:pPr>
       <w:r>
         <w:rPr>
           <w:b w:val="0"/>
           <w:i/>
+          <w:color w:val="404040"/>
         </w:rPr>
         <w:t>Choose ONE of the design scenarios below. In the space provided, recommend a colour scheme and explain your reasoning using design language.</w:t>
       </w:r>
@@ -1902,36 +1892,36 @@
       </w:r>
     </w:p>
     <w:p>
-      <w:r>
-        <w:rPr>
-          <w:color w:val="B0B0B0"/>
-        </w:rPr>
-        <w:t>__________________________________________________________________________________________</w:t>
-      </w:r>
+      <w:pPr>
+        <w:spacing w:after="280"/>
+        <w:pBdr>
+          <w:bottom w:val="single" w:sz="6" w:space="1" w:color="BFBFBF"/>
+        </w:pBdr>
+      </w:pPr>
     </w:p>
     <w:p>
-      <w:r>
-        <w:rPr>
-          <w:color w:val="B0B0B0"/>
-        </w:rPr>
-        <w:t>__________________________________________________________________________________________</w:t>
-      </w:r>
+      <w:pPr>
+        <w:spacing w:after="280"/>
+        <w:pBdr>
+          <w:bottom w:val="single" w:sz="6" w:space="1" w:color="BFBFBF"/>
+        </w:pBdr>
+      </w:pPr>
     </w:p>
     <w:p>
-      <w:r>
-        <w:rPr>
-          <w:color w:val="B0B0B0"/>
-        </w:rPr>
-        <w:t>__________________________________________________________________________________________</w:t>
-      </w:r>
+      <w:pPr>
+        <w:spacing w:after="280"/>
+        <w:pBdr>
+          <w:bottom w:val="single" w:sz="6" w:space="1" w:color="BFBFBF"/>
+        </w:pBdr>
+      </w:pPr>
     </w:p>
     <w:p>
-      <w:r>
-        <w:rPr>
-          <w:color w:val="B0B0B0"/>
-        </w:rPr>
-        <w:t>__________________________________________________________________________________________</w:t>
-      </w:r>
+      <w:pPr>
+        <w:spacing w:after="280"/>
+        <w:pBdr>
+          <w:bottom w:val="single" w:sz="6" w:space="1" w:color="BFBFBF"/>
+        </w:pBdr>
+      </w:pPr>
     </w:p>
     <w:p>
       <w:r>
@@ -1943,6 +1933,9 @@
         <w:pStyle w:val="Heading1"/>
       </w:pPr>
       <w:r>
+        <w:rPr>
+          <w:color w:val="1F3A5F"/>
+        </w:rPr>
         <w:t>Activity 6: Short Analysis — Exam Practice</w:t>
       </w:r>
     </w:p>
@@ -1950,22 +1943,20 @@
       <w:r>
         <w:rPr>
           <w:b/>
+          <w:color w:val="1F3A5F"/>
         </w:rPr>
         <w:t>Marks available: 8 marks (2 marks each)</w:t>
       </w:r>
     </w:p>
     <w:p>
-      <w:r>
-        <w:rPr>
-          <w:b/>
-          <w:i/>
-        </w:rPr>
-        <w:t xml:space="preserve">▸ </w:t>
-      </w:r>
+      <w:pPr>
+        <w:ind w:left="283"/>
+      </w:pPr>
       <w:r>
         <w:rPr>
           <w:b w:val="0"/>
           <w:i/>
+          <w:color w:val="404040"/>
         </w:rPr>
         <w:t xml:space="preserve">For each image description below, write a </w:t>
       </w:r>
@@ -1973,6 +1964,7 @@
         <w:rPr>
           <w:b/>
           <w:i/>
+          <w:color w:val="404040"/>
         </w:rPr>
         <w:t>2-mark analysis sentence</w:t>
       </w:r>
@@ -1980,6 +1972,7 @@
         <w:rPr>
           <w:b w:val="0"/>
           <w:i/>
+          <w:color w:val="404040"/>
         </w:rPr>
         <w:t xml:space="preserve"> naming the element or principle and describing its specific use in the design. Use the formula: </w:t>
       </w:r>
@@ -1987,6 +1980,7 @@
         <w:rPr>
           <w:b/>
           <w:i/>
+          <w:color w:val="404040"/>
         </w:rPr>
         <w:t>NAME → EVIDENCE → EFFECT</w:t>
       </w:r>
@@ -1994,6 +1988,7 @@
         <w:rPr>
           <w:b w:val="0"/>
           <w:i/>
+          <w:color w:val="404040"/>
         </w:rPr>
         <w:t>.</w:t>
       </w:r>
@@ -2007,17 +2002,14 @@
       </w:r>
     </w:p>
     <w:p>
-      <w:r>
-        <w:rPr>
-          <w:b/>
-          <w:i/>
-        </w:rPr>
-        <w:t xml:space="preserve">▸ </w:t>
-      </w:r>
+      <w:pPr>
+        <w:ind w:left="283"/>
+      </w:pPr>
       <w:r>
         <w:rPr>
           <w:b w:val="0"/>
           <w:i/>
+          <w:color w:val="404040"/>
         </w:rPr>
         <w:t xml:space="preserve">Identify and analyse ONE design </w:t>
       </w:r>
@@ -2025,6 +2017,7 @@
         <w:rPr>
           <w:b w:val="0"/>
           <w:i/>
+          <w:color w:val="404040"/>
         </w:rPr>
         <w:t>principle</w:t>
       </w:r>
@@ -2032,33 +2025,34 @@
         <w:rPr>
           <w:b w:val="0"/>
           <w:i/>
+          <w:color w:val="404040"/>
         </w:rPr>
         <w:t xml:space="preserve"> evident in this design.</w:t>
       </w:r>
     </w:p>
     <w:p>
-      <w:r>
-        <w:rPr>
-          <w:color w:val="B0B0B0"/>
-        </w:rPr>
-        <w:t>__________________________________________________________________________________________</w:t>
-      </w:r>
+      <w:pPr>
+        <w:spacing w:after="280"/>
+        <w:pBdr>
+          <w:bottom w:val="single" w:sz="6" w:space="1" w:color="BFBFBF"/>
+        </w:pBdr>
+      </w:pPr>
     </w:p>
     <w:p>
-      <w:r>
-        <w:rPr>
-          <w:color w:val="B0B0B0"/>
-        </w:rPr>
-        <w:t>__________________________________________________________________________________________</w:t>
-      </w:r>
+      <w:pPr>
+        <w:spacing w:after="280"/>
+        <w:pBdr>
+          <w:bottom w:val="single" w:sz="6" w:space="1" w:color="BFBFBF"/>
+        </w:pBdr>
+      </w:pPr>
     </w:p>
     <w:p>
-      <w:r>
-        <w:rPr>
-          <w:color w:val="B0B0B0"/>
-        </w:rPr>
-        <w:t>__________________________________________________________________________________________</w:t>
-      </w:r>
+      <w:pPr>
+        <w:spacing w:after="280"/>
+        <w:pBdr>
+          <w:bottom w:val="single" w:sz="6" w:space="1" w:color="BFBFBF"/>
+        </w:pBdr>
+      </w:pPr>
     </w:p>
     <w:p>
       <w:r>
@@ -2069,17 +2063,14 @@
       </w:r>
     </w:p>
     <w:p>
-      <w:r>
-        <w:rPr>
-          <w:b/>
-          <w:i/>
-        </w:rPr>
-        <w:t xml:space="preserve">▸ </w:t>
-      </w:r>
+      <w:pPr>
+        <w:ind w:left="283"/>
+      </w:pPr>
       <w:r>
         <w:rPr>
           <w:b w:val="0"/>
           <w:i/>
+          <w:color w:val="404040"/>
         </w:rPr>
         <w:t xml:space="preserve">Identify and analyse ONE design </w:t>
       </w:r>
@@ -2087,6 +2078,7 @@
         <w:rPr>
           <w:b w:val="0"/>
           <w:i/>
+          <w:color w:val="404040"/>
         </w:rPr>
         <w:t>element</w:t>
       </w:r>
@@ -2094,33 +2086,34 @@
         <w:rPr>
           <w:b w:val="0"/>
           <w:i/>
+          <w:color w:val="404040"/>
         </w:rPr>
         <w:t xml:space="preserve"> or typographic choice in this design.</w:t>
       </w:r>
     </w:p>
     <w:p>
-      <w:r>
-        <w:rPr>
-          <w:color w:val="B0B0B0"/>
-        </w:rPr>
-        <w:t>__________________________________________________________________________________________</w:t>
-      </w:r>
+      <w:pPr>
+        <w:spacing w:after="280"/>
+        <w:pBdr>
+          <w:bottom w:val="single" w:sz="6" w:space="1" w:color="BFBFBF"/>
+        </w:pBdr>
+      </w:pPr>
     </w:p>
     <w:p>
-      <w:r>
-        <w:rPr>
-          <w:color w:val="B0B0B0"/>
-        </w:rPr>
-        <w:t>__________________________________________________________________________________________</w:t>
-      </w:r>
+      <w:pPr>
+        <w:spacing w:after="280"/>
+        <w:pBdr>
+          <w:bottom w:val="single" w:sz="6" w:space="1" w:color="BFBFBF"/>
+        </w:pBdr>
+      </w:pPr>
     </w:p>
     <w:p>
-      <w:r>
-        <w:rPr>
-          <w:color w:val="B0B0B0"/>
-        </w:rPr>
-        <w:t>__________________________________________________________________________________________</w:t>
-      </w:r>
+      <w:pPr>
+        <w:spacing w:after="280"/>
+        <w:pBdr>
+          <w:bottom w:val="single" w:sz="6" w:space="1" w:color="BFBFBF"/>
+        </w:pBdr>
+      </w:pPr>
     </w:p>
     <w:p>
       <w:r>
@@ -2131,17 +2124,14 @@
       </w:r>
     </w:p>
     <w:p>
-      <w:r>
-        <w:rPr>
-          <w:b/>
-          <w:i/>
-        </w:rPr>
-        <w:t xml:space="preserve">▸ </w:t>
-      </w:r>
+      <w:pPr>
+        <w:ind w:left="283"/>
+      </w:pPr>
       <w:r>
         <w:rPr>
           <w:b w:val="0"/>
           <w:i/>
+          <w:color w:val="404040"/>
         </w:rPr>
         <w:t xml:space="preserve">Identify and analyse ONE </w:t>
       </w:r>
@@ -2149,6 +2139,7 @@
         <w:rPr>
           <w:b w:val="0"/>
           <w:i/>
+          <w:color w:val="404040"/>
         </w:rPr>
         <w:t>gestalt principle</w:t>
       </w:r>
@@ -2156,33 +2147,34 @@
         <w:rPr>
           <w:b w:val="0"/>
           <w:i/>
+          <w:color w:val="404040"/>
         </w:rPr>
         <w:t xml:space="preserve"> evident in this design.</w:t>
       </w:r>
     </w:p>
     <w:p>
-      <w:r>
-        <w:rPr>
-          <w:color w:val="B0B0B0"/>
-        </w:rPr>
-        <w:t>__________________________________________________________________________________________</w:t>
-      </w:r>
+      <w:pPr>
+        <w:spacing w:after="280"/>
+        <w:pBdr>
+          <w:bottom w:val="single" w:sz="6" w:space="1" w:color="BFBFBF"/>
+        </w:pBdr>
+      </w:pPr>
     </w:p>
     <w:p>
-      <w:r>
-        <w:rPr>
-          <w:color w:val="B0B0B0"/>
-        </w:rPr>
-        <w:t>__________________________________________________________________________________________</w:t>
-      </w:r>
+      <w:pPr>
+        <w:spacing w:after="280"/>
+        <w:pBdr>
+          <w:bottom w:val="single" w:sz="6" w:space="1" w:color="BFBFBF"/>
+        </w:pBdr>
+      </w:pPr>
     </w:p>
     <w:p>
-      <w:r>
-        <w:rPr>
-          <w:color w:val="B0B0B0"/>
-        </w:rPr>
-        <w:t>__________________________________________________________________________________________</w:t>
-      </w:r>
+      <w:pPr>
+        <w:spacing w:after="280"/>
+        <w:pBdr>
+          <w:bottom w:val="single" w:sz="6" w:space="1" w:color="BFBFBF"/>
+        </w:pBdr>
+      </w:pPr>
     </w:p>
     <w:p>
       <w:r>
@@ -2193,17 +2185,14 @@
       </w:r>
     </w:p>
     <w:p>
-      <w:r>
-        <w:rPr>
-          <w:b/>
-          <w:i/>
-        </w:rPr>
-        <w:t xml:space="preserve">▸ </w:t>
-      </w:r>
+      <w:pPr>
+        <w:ind w:left="283"/>
+      </w:pPr>
       <w:r>
         <w:rPr>
           <w:b w:val="0"/>
           <w:i/>
+          <w:color w:val="404040"/>
         </w:rPr>
         <w:t xml:space="preserve">Identify and analyse ONE design </w:t>
       </w:r>
@@ -2211,6 +2200,7 @@
         <w:rPr>
           <w:b w:val="0"/>
           <w:i/>
+          <w:color w:val="404040"/>
         </w:rPr>
         <w:t>principle</w:t>
       </w:r>
@@ -2218,39 +2208,43 @@
         <w:rPr>
           <w:b w:val="0"/>
           <w:i/>
+          <w:color w:val="404040"/>
         </w:rPr>
         <w:t xml:space="preserve"> evident in this design.</w:t>
       </w:r>
     </w:p>
     <w:p>
-      <w:r>
-        <w:rPr>
-          <w:color w:val="B0B0B0"/>
-        </w:rPr>
-        <w:t>__________________________________________________________________________________________</w:t>
-      </w:r>
+      <w:pPr>
+        <w:spacing w:after="280"/>
+        <w:pBdr>
+          <w:bottom w:val="single" w:sz="6" w:space="1" w:color="BFBFBF"/>
+        </w:pBdr>
+      </w:pPr>
     </w:p>
     <w:p>
-      <w:r>
-        <w:rPr>
-          <w:color w:val="B0B0B0"/>
-        </w:rPr>
-        <w:t>__________________________________________________________________________________________</w:t>
-      </w:r>
+      <w:pPr>
+        <w:spacing w:after="280"/>
+        <w:pBdr>
+          <w:bottom w:val="single" w:sz="6" w:space="1" w:color="BFBFBF"/>
+        </w:pBdr>
+      </w:pPr>
     </w:p>
     <w:p>
-      <w:r>
-        <w:rPr>
-          <w:color w:val="B0B0B0"/>
-        </w:rPr>
-        <w:t>__________________________________________________________________________________________</w:t>
-      </w:r>
+      <w:pPr>
+        <w:spacing w:after="280"/>
+        <w:pBdr>
+          <w:bottom w:val="single" w:sz="6" w:space="1" w:color="BFBFBF"/>
+        </w:pBdr>
+      </w:pPr>
     </w:p>
     <w:p>
       <w:pPr>
         <w:pStyle w:val="Heading1"/>
       </w:pPr>
       <w:r>
+        <w:rPr>
+          <w:color w:val="1F3A5F"/>
+        </w:rPr>
         <w:t>Activity 7: Extended Analysis — Exam Practice</w:t>
       </w:r>
     </w:p>
@@ -2258,22 +2252,20 @@
       <w:r>
         <w:rPr>
           <w:b/>
+          <w:color w:val="1F3A5F"/>
         </w:rPr>
         <w:t>Marks available: 10 marks</w:t>
       </w:r>
     </w:p>
     <w:p>
-      <w:r>
-        <w:rPr>
-          <w:b/>
-          <w:i/>
-        </w:rPr>
-        <w:t xml:space="preserve">▸ </w:t>
-      </w:r>
+      <w:pPr>
+        <w:ind w:left="283"/>
+      </w:pPr>
       <w:r>
         <w:rPr>
           <w:b w:val="0"/>
           <w:i/>
+          <w:color w:val="404040"/>
         </w:rPr>
         <w:t xml:space="preserve">Look at the design described below. Write an extended analysis (approx. 3–4 sentences) that discusses </w:t>
       </w:r>
@@ -2281,6 +2273,7 @@
         <w:rPr>
           <w:b/>
           <w:i/>
+          <w:color w:val="404040"/>
         </w:rPr>
         <w:t>TWO design elements or principles</w:t>
       </w:r>
@@ -2288,6 +2281,7 @@
         <w:rPr>
           <w:b w:val="0"/>
           <w:i/>
+          <w:color w:val="404040"/>
         </w:rPr>
         <w:t xml:space="preserve"> and ONE </w:t>
       </w:r>
@@ -2295,6 +2289,7 @@
         <w:rPr>
           <w:b/>
           <w:i/>
+          <w:color w:val="404040"/>
         </w:rPr>
         <w:t>gestalt principle</w:t>
       </w:r>
@@ -2302,6 +2297,7 @@
         <w:rPr>
           <w:b w:val="0"/>
           <w:i/>
+          <w:color w:val="404040"/>
         </w:rPr>
         <w:t>. Use the NAME → EVIDENCE → EFFECT formula throughout.</w:t>
       </w:r>
@@ -2339,84 +2335,84 @@
       </w:r>
     </w:p>
     <w:p>
-      <w:r>
-        <w:rPr>
-          <w:color w:val="B0B0B0"/>
-        </w:rPr>
-        <w:t>__________________________________________________________________________________________</w:t>
-      </w:r>
+      <w:pPr>
+        <w:spacing w:after="280"/>
+        <w:pBdr>
+          <w:bottom w:val="single" w:sz="6" w:space="1" w:color="BFBFBF"/>
+        </w:pBdr>
+      </w:pPr>
     </w:p>
     <w:p>
-      <w:r>
-        <w:rPr>
-          <w:color w:val="B0B0B0"/>
-        </w:rPr>
-        <w:t>__________________________________________________________________________________________</w:t>
-      </w:r>
+      <w:pPr>
+        <w:spacing w:after="280"/>
+        <w:pBdr>
+          <w:bottom w:val="single" w:sz="6" w:space="1" w:color="BFBFBF"/>
+        </w:pBdr>
+      </w:pPr>
     </w:p>
     <w:p>
-      <w:r>
-        <w:rPr>
-          <w:color w:val="B0B0B0"/>
-        </w:rPr>
-        <w:t>__________________________________________________________________________________________</w:t>
-      </w:r>
+      <w:pPr>
+        <w:spacing w:after="280"/>
+        <w:pBdr>
+          <w:bottom w:val="single" w:sz="6" w:space="1" w:color="BFBFBF"/>
+        </w:pBdr>
+      </w:pPr>
     </w:p>
     <w:p>
-      <w:r>
-        <w:rPr>
-          <w:color w:val="B0B0B0"/>
-        </w:rPr>
-        <w:t>__________________________________________________________________________________________</w:t>
-      </w:r>
+      <w:pPr>
+        <w:spacing w:after="280"/>
+        <w:pBdr>
+          <w:bottom w:val="single" w:sz="6" w:space="1" w:color="BFBFBF"/>
+        </w:pBdr>
+      </w:pPr>
     </w:p>
     <w:p>
-      <w:r>
-        <w:rPr>
-          <w:color w:val="B0B0B0"/>
-        </w:rPr>
-        <w:t>__________________________________________________________________________________________</w:t>
-      </w:r>
+      <w:pPr>
+        <w:spacing w:after="280"/>
+        <w:pBdr>
+          <w:bottom w:val="single" w:sz="6" w:space="1" w:color="BFBFBF"/>
+        </w:pBdr>
+      </w:pPr>
     </w:p>
     <w:p>
-      <w:r>
-        <w:rPr>
-          <w:color w:val="B0B0B0"/>
-        </w:rPr>
-        <w:t>__________________________________________________________________________________________</w:t>
-      </w:r>
+      <w:pPr>
+        <w:spacing w:after="280"/>
+        <w:pBdr>
+          <w:bottom w:val="single" w:sz="6" w:space="1" w:color="BFBFBF"/>
+        </w:pBdr>
+      </w:pPr>
     </w:p>
     <w:p>
-      <w:r>
-        <w:rPr>
-          <w:color w:val="B0B0B0"/>
-        </w:rPr>
-        <w:t>__________________________________________________________________________________________</w:t>
-      </w:r>
+      <w:pPr>
+        <w:spacing w:after="280"/>
+        <w:pBdr>
+          <w:bottom w:val="single" w:sz="6" w:space="1" w:color="BFBFBF"/>
+        </w:pBdr>
+      </w:pPr>
     </w:p>
     <w:p>
-      <w:r>
-        <w:rPr>
-          <w:color w:val="B0B0B0"/>
-        </w:rPr>
-        <w:t>__________________________________________________________________________________________</w:t>
-      </w:r>
+      <w:pPr>
+        <w:spacing w:after="280"/>
+        <w:pBdr>
+          <w:bottom w:val="single" w:sz="6" w:space="1" w:color="BFBFBF"/>
+        </w:pBdr>
+      </w:pPr>
     </w:p>
     <w:p>
-      <w:r>
-        <w:rPr>
-          <w:color w:val="B0B0B0"/>
-        </w:rPr>
-        <w:t>__________________________________________________________________________________________</w:t>
-      </w:r>
+      <w:pPr>
+        <w:spacing w:after="280"/>
+        <w:pBdr>
+          <w:bottom w:val="single" w:sz="6" w:space="1" w:color="BFBFBF"/>
+        </w:pBdr>
+      </w:pPr>
     </w:p>
     <w:p>
-      <w:r>
-        <w:rPr>
-          <w:color w:val="B0B0B0"/>
-        </w:rPr>
-        <w:t>__________________________________________________________________________________________</w:t>
-      </w:r>
+      <w:pPr>
+        <w:spacing w:after="280"/>
+        <w:pBdr>
+          <w:bottom w:val="single" w:sz="6" w:space="1" w:color="BFBFBF"/>
+        </w:pBdr>
+      </w:pPr>
     </w:p>
     <w:tbl>
       <w:tblPr>
@@ -2431,15 +2427,15 @@
         <w:tc>
           <w:tcPr>
             <w:tcW w:type="dxa" w:w="9972"/>
-            <w:shd w:val="clear" w:color="auto" w:fill="DCFCE7"/>
+            <w:shd w:val="clear" w:color="auto" w:fill="E9F3EC"/>
           </w:tcPr>
           <w:p>
             <w:r>
               <w:rPr>
                 <w:b/>
-                <w:color w:val="166534"/>
+                <w:color w:val="1F4B3F"/>
               </w:rPr>
-              <w:t>✅ Sample response (refer to after completing)</w:t>
+              <w:t>Model response</w:t>
             </w:r>
           </w:p>
         </w:tc>
@@ -2448,7 +2444,6 @@
         <w:tc>
           <w:tcPr>
             <w:tcW w:type="dxa" w:w="9972"/>
-            <w:shd w:val="clear" w:color="auto" w:fill="F0FDF4"/>
           </w:tcPr>
           <w:p>
             <w:r>
@@ -2508,21 +2503,21 @@
         <w:pStyle w:val="Heading1"/>
       </w:pPr>
       <w:r>
+        <w:rPr>
+          <w:color w:val="1F3A5F"/>
+        </w:rPr>
         <w:t>Activity 8: Reflection — What I Know</w:t>
       </w:r>
     </w:p>
     <w:p>
-      <w:r>
-        <w:rPr>
-          <w:b/>
-          <w:i/>
-        </w:rPr>
-        <w:t xml:space="preserve">▸ </w:t>
-      </w:r>
+      <w:pPr>
+        <w:ind w:left="283"/>
+      </w:pPr>
       <w:r>
         <w:rPr>
           <w:b w:val="0"/>
           <w:i/>
+          <w:color w:val="404040"/>
         </w:rPr>
         <w:t>Use this page to reflect on your learning so far. Be honest — this helps you study smarter!</w:t>
       </w:r>
@@ -2532,6 +2527,9 @@
         <w:pStyle w:val="Heading1"/>
       </w:pPr>
       <w:r>
+        <w:rPr>
+          <w:color w:val="1F3A5F"/>
+        </w:rPr>
         <w:t>Confidence Check</w:t>
       </w:r>
     </w:p>
@@ -2545,7 +2543,7 @@
     </w:p>
     <w:tbl>
       <w:tblPr>
-        <w:tblStyle w:val="TableGrid"/>
+        <w:tblStyle w:val="LightGrid-Accent1"/>
         <w:tblW w:type="auto" w:w="0"/>
         <w:jc w:val="center"/>
         <w:tblLook w:firstColumn="1" w:firstRow="1" w:lastColumn="0" w:lastRow="0" w:noHBand="0" w:noVBand="1" w:val="04A0"/>
@@ -2559,7 +2557,7 @@
         <w:tc>
           <w:tcPr>
             <w:tcW w:type="dxa" w:w="3324"/>
-            <w:shd w:val="clear" w:color="auto" w:fill="4C1D95"/>
+            <w:shd w:val="clear" w:color="auto" w:fill="1F3A5F"/>
           </w:tcPr>
           <w:p>
             <w:r>
@@ -2574,7 +2572,7 @@
         <w:tc>
           <w:tcPr>
             <w:tcW w:type="dxa" w:w="3324"/>
-            <w:shd w:val="clear" w:color="auto" w:fill="4C1D95"/>
+            <w:shd w:val="clear" w:color="auto" w:fill="1F3A5F"/>
           </w:tcPr>
           <w:p>
             <w:r>
@@ -2589,7 +2587,7 @@
         <w:tc>
           <w:tcPr>
             <w:tcW w:type="dxa" w:w="3324"/>
-            <w:shd w:val="clear" w:color="auto" w:fill="4C1D95"/>
+            <w:shd w:val="clear" w:color="auto" w:fill="1F3A5F"/>
           </w:tcPr>
           <w:p>
             <w:r>
@@ -2813,78 +2811,84 @@
         <w:pStyle w:val="Heading1"/>
       </w:pPr>
       <w:r>
+        <w:rPr>
+          <w:color w:val="1F3A5F"/>
+        </w:rPr>
         <w:t>My Learning Goals</w:t>
       </w:r>
     </w:p>
     <w:p>
-      <w:r>
-        <w:rPr>
-          <w:b/>
-          <w:i/>
-        </w:rPr>
-        <w:t xml:space="preserve">▸ </w:t>
-      </w:r>
+      <w:pPr>
+        <w:ind w:left="283"/>
+      </w:pPr>
       <w:r>
         <w:rPr>
           <w:b w:val="0"/>
           <w:i/>
+          <w:color w:val="404040"/>
         </w:rPr>
         <w:t>Before next lesson, I will review / practise:</w:t>
       </w:r>
     </w:p>
     <w:p>
-      <w:r>
-        <w:rPr>
-          <w:color w:val="B0B0B0"/>
-        </w:rPr>
-        <w:t>__________________________________________________________________________________________</w:t>
-      </w:r>
+      <w:pPr>
+        <w:spacing w:after="280"/>
+        <w:pBdr>
+          <w:bottom w:val="single" w:sz="6" w:space="1" w:color="BFBFBF"/>
+        </w:pBdr>
+      </w:pPr>
     </w:p>
     <w:p>
-      <w:r>
-        <w:rPr>
-          <w:color w:val="B0B0B0"/>
-        </w:rPr>
-        <w:t>__________________________________________________________________________________________</w:t>
-      </w:r>
+      <w:pPr>
+        <w:spacing w:after="280"/>
+        <w:pBdr>
+          <w:bottom w:val="single" w:sz="6" w:space="1" w:color="BFBFBF"/>
+        </w:pBdr>
+      </w:pPr>
     </w:p>
     <w:p>
-      <w:r>
-        <w:rPr>
-          <w:color w:val="B0B0B0"/>
-        </w:rPr>
-        <w:t>__________________________________________________________________________________________</w:t>
-      </w:r>
+      <w:pPr>
+        <w:spacing w:after="280"/>
+        <w:pBdr>
+          <w:bottom w:val="single" w:sz="6" w:space="1" w:color="BFBFBF"/>
+        </w:pBdr>
+      </w:pPr>
     </w:p>
     <w:p>
       <w:pPr>
         <w:pStyle w:val="Heading1"/>
       </w:pPr>
       <w:r>
+        <w:rPr>
+          <w:color w:val="1F3A5F"/>
+        </w:rPr>
         <w:t>One thing I found surprising or interesting:</w:t>
       </w:r>
     </w:p>
     <w:p>
-      <w:r>
-        <w:rPr>
-          <w:color w:val="B0B0B0"/>
-        </w:rPr>
-        <w:t>__________________________________________________________________________________________</w:t>
-      </w:r>
+      <w:pPr>
+        <w:spacing w:after="280"/>
+        <w:pBdr>
+          <w:bottom w:val="single" w:sz="6" w:space="1" w:color="BFBFBF"/>
+        </w:pBdr>
+      </w:pPr>
     </w:p>
     <w:p>
-      <w:r>
-        <w:rPr>
-          <w:color w:val="B0B0B0"/>
-        </w:rPr>
-        <w:t>__________________________________________________________________________________________</w:t>
-      </w:r>
+      <w:pPr>
+        <w:spacing w:after="280"/>
+        <w:pBdr>
+          <w:bottom w:val="single" w:sz="6" w:space="1" w:color="BFBFBF"/>
+        </w:pBdr>
+      </w:pPr>
     </w:p>
     <w:p>
       <w:pPr>
         <w:pStyle w:val="Heading1"/>
       </w:pPr>
       <w:r>
+        <w:rPr>
+          <w:color w:val="1F3A5F"/>
+        </w:rPr>
         <w:t>My key vocab list (write 10 design terms you want to remember):</w:t>
       </w:r>
     </w:p>
@@ -2968,20 +2972,8 @@
         <w:t>10.</w:t>
       </w:r>
     </w:p>
-    <w:p>
-      <w:pPr>
-        <w:jc w:val="center"/>
-      </w:pPr>
-      <w:r>
-        <w:rPr>
-          <w:i/>
-          <w:color w:val="999999"/>
-          <w:sz w:val="16"/>
-        </w:rPr>
-        <w:t>VCE Visual Communication Design · Student Workbook · Unit 1 AOS 1 · VCAA 2024 Study Design · Total: 86 marks</w:t>
-      </w:r>
-    </w:p>
     <w:sectPr>
+      <w:footerReference w:type="default" r:id="rId9"/>
       <w:pgSz w:w="12240" w:h="15840"/>
       <w:pgMar w:top="1440" w:right="1134" w:bottom="1440" w:left="1134" w:header="720" w:footer="720" w:gutter="0"/>
       <w:cols w:space="720"/>
@@ -2989,6 +2981,33 @@
     </w:sectPr>
   </w:body>
 </w:document>
+</file>
+
+<file path=word/footer1.xml><?xml version="1.0" encoding="utf-8"?>
+<w:ftr xmlns:m="http://schemas.openxmlformats.org/officeDocument/2006/math" xmlns:mc="http://schemas.openxmlformats.org/markup-compatibility/2006" xmlns:mo="http://schemas.microsoft.com/office/mac/office/2008/main" xmlns:mv="urn:schemas-microsoft-com:mac:vml" xmlns:o="urn:schemas-microsoft-com:office:office" xmlns:r="http://schemas.openxmlformats.org/officeDocument/2006/relationships" xmlns:v="urn:schemas-microsoft-com:vml" xmlns:w10="urn:schemas-microsoft-com:office:word" xmlns:w14="http://schemas.microsoft.com/office/word/2010/wordml" xmlns:w="http://schemas.openxmlformats.org/wordprocessingml/2006/main" xmlns:wne="http://schemas.microsoft.com/office/word/2006/wordml" xmlns:wp14="http://schemas.microsoft.com/office/word/2010/wordprocessingDrawing" xmlns:wp="http://schemas.openxmlformats.org/drawingml/2006/wordprocessingDrawing" xmlns:wpc="http://schemas.microsoft.com/office/word/2010/wordprocessingCanvas" xmlns:wpg="http://schemas.microsoft.com/office/word/2010/wordprocessingGroup" xmlns:wpi="http://schemas.microsoft.com/office/word/2010/wordprocessingInk" xmlns:wps="http://schemas.microsoft.com/office/word/2010/wordprocessingShape" mc:Ignorable="w14 wp14">
+  <w:p>
+    <w:pPr>
+      <w:pStyle w:val="Footer"/>
+      <w:jc w:val="center"/>
+    </w:pPr>
+    <w:r>
+      <w:rPr>
+        <w:color w:val="999999"/>
+        <w:sz w:val="16"/>
+      </w:rPr>
+      <w:t xml:space="preserve">VCE VCD — Unit 1 AOS 1 Workbook  |  Page </w:t>
+    </w:r>
+    <w:r>
+      <w:rPr>
+        <w:color w:val="999999"/>
+        <w:sz w:val="16"/>
+      </w:rPr>
+      <w:fldChar w:fldCharType="begin"/>
+      <w:instrText xml:space="preserve">PAGE</w:instrText>
+      <w:fldChar w:fldCharType="end"/>
+    </w:r>
+  </w:p>
+</w:ftr>
 </file>
 
 <file path=word/numbering.xml><?xml version="1.0" encoding="utf-8"?>
@@ -3421,7 +3440,7 @@
       <w:rFonts w:asciiTheme="majorHAnsi" w:eastAsiaTheme="majorEastAsia" w:hAnsiTheme="majorHAnsi" w:cstheme="majorBidi"/>
       <w:b/>
       <w:bCs/>
-      <w:color w:val="365F91" w:themeColor="accent1" w:themeShade="BF"/>
+      <w:color w:val="1F3A5F"/>
       <w:sz w:val="28"/>
       <w:szCs w:val="28"/>
     </w:rPr>
@@ -3445,7 +3464,7 @@
       <w:rFonts w:asciiTheme="majorHAnsi" w:eastAsiaTheme="majorEastAsia" w:hAnsiTheme="majorHAnsi" w:cstheme="majorBidi"/>
       <w:b/>
       <w:bCs/>
-      <w:color w:val="4F81BD" w:themeColor="accent1"/>
+      <w:color w:val="1F3A5F"/>
       <w:sz w:val="26"/>
       <w:szCs w:val="26"/>
     </w:rPr>
@@ -3469,7 +3488,7 @@
       <w:rFonts w:asciiTheme="majorHAnsi" w:eastAsiaTheme="majorEastAsia" w:hAnsiTheme="majorHAnsi" w:cstheme="majorBidi"/>
       <w:b/>
       <w:bCs/>
-      <w:color w:val="4F81BD" w:themeColor="accent1"/>
+      <w:color w:val="1F3A5F"/>
     </w:rPr>
   </w:style>
   <w:style w:type="paragraph" w:styleId="Heading4">
@@ -3494,7 +3513,7 @@
       <w:bCs/>
       <w:i/>
       <w:iCs/>
-      <w:color w:val="4F81BD" w:themeColor="accent1"/>
+      <w:color w:val="1F3A5F"/>
     </w:rPr>
   </w:style>
   <w:style w:type="paragraph" w:styleId="Heading5">
@@ -3708,7 +3727,7 @@
     </w:pPr>
     <w:rPr>
       <w:rFonts w:asciiTheme="majorHAnsi" w:eastAsiaTheme="majorEastAsia" w:hAnsiTheme="majorHAnsi" w:cstheme="majorBidi"/>
-      <w:color w:val="17365D" w:themeColor="text2" w:themeShade="BF"/>
+      <w:color w:val="1F3A5F"/>
       <w:spacing w:val="5"/>
       <w:kern w:val="28"/>
       <w:sz w:val="52"/>
